--- a/anexos/2_Manual_Instalacion_Migracion_Ada.docx
+++ b/anexos/2_Manual_Instalacion_Migracion_Ada.docx
@@ -137,7 +137,7 @@
           <w:sz w:val="22"/>
           <w:szCs w:val="22"/>
         </w:rPr>
-        <w:t>Versión 1.0</w:t>
+        <w:t xml:space="preserve">Versión 1.1</w:t>
       </w:r>
     </w:p>
     <w:p>
@@ -1121,7 +1121,7 @@
           <w:sz w:val="24"/>
           <w:szCs w:val="24"/>
         </w:rPr>
-        <w:t>Paso 4 — Importar el workflow de n8n</w:t>
+        <w:t xml:space="preserve">Paso 4 — Instalar el endpoint de identidad</w:t>
       </w:r>
     </w:p>
     <w:p>
@@ -1136,9 +1136,168 @@
           <w:sz w:val="22"/>
           <w:szCs w:val="22"/>
         </w:rPr>
-        <w:t>Desde la interfaz de n8n (http://localhost:5678), importar el archivo My_workflow.json y activarlo. Verificar dos parámetros críticos en el nodo “Consultar a Ada (Ollama)” antes de dar por terminada la instalación (ver sección 4).</w:t>
+        <w:t xml:space="preserve">Copiar el script ada_whoami.php dentro de /var/www/html/local/ en el contenedor de Moodle (junto al bridge). No requiere configuración: calcula los identificadores seudónimos con el secreto propio de cada instalación de Moodle. Sin sesión iniciada debe responder 401:</w:t>
       </w:r>
     </w:p>
+    <w:tbl>
+      <w:tblPr>
+        <w:tblW w:w="5000" w:type="pct"/>
+        <w:tblBorders>
+          <w:top w:val="single" w:sz="4" w:space="0" w:color="4E95C2"/>
+          <w:left w:val="single" w:sz="24" w:space="0" w:color="4E95C2"/>
+          <w:bottom w:val="single" w:sz="4" w:space="0" w:color="4E95C2"/>
+          <w:right w:val="single" w:sz="4" w:space="0" w:color="4E95C2"/>
+          <w:insideH w:val="single" w:sz="4" w:space="0" w:color="auto"/>
+          <w:insideV w:val="single" w:sz="4" w:space="0" w:color="auto"/>
+        </w:tblBorders>
+        <w:tblCellMar>
+          <w:left w:w="10" w:type="dxa"/>
+          <w:right w:w="10" w:type="dxa"/>
+        </w:tblCellMar>
+        <w:tblLook w:val="0000" w:firstRow="0" w:lastRow="0" w:firstColumn="0" w:lastColumn="0" w:noHBand="0" w:noVBand="0"/>
+      </w:tblPr>
+      <w:tblGrid>
+        <w:gridCol w:w="8991"/>
+      </w:tblGrid>
+      <w:tr>
+        <w:tblPrEx>
+          <w:tblCellMar>
+            <w:top w:w="0" w:type="dxa"/>
+            <w:bottom w:w="0" w:type="dxa"/>
+          </w:tblCellMar>
+        </w:tblPrEx>
+        <w:tc>
+          <w:tcPr>
+            <w:tcW w:w="0" w:type="auto"/>
+            <w:shd w:val="clear" w:color="auto" w:fill="EAF2F8"/>
+            <w:tcMar>
+              <w:top w:w="160" w:type="dxa"/>
+              <w:left w:w="200" w:type="dxa"/>
+              <w:bottom w:w="160" w:type="dxa"/>
+              <w:right w:w="200" w:type="dxa"/>
+            </w:tcMar>
+          </w:tcPr>
+          <w:p>
+            <w:pPr>
+              <w:spacing w:after="80"/>
+            </w:pPr>
+            <w:r>
+              <w:rPr>
+                <w:rFonts w:ascii="Calibri" w:eastAsia="Calibri" w:hAnsi="Calibri" w:cs="Calibri"/>
+                <w:b/>
+                <w:bCs/>
+                <w:color w:val="24425E"/>
+                <w:sz w:val="22"/>
+                <w:szCs w:val="22"/>
+              </w:rPr>
+              <w:t xml:space="preserve">Comando</w:t>
+            </w:r>
+          </w:p>
+          <w:p>
+            <w:pPr>
+              <w:spacing w:after="40" w:line="264" w:lineRule="auto"/>
+              <w:jc w:val="both"/>
+            </w:pPr>
+            <w:r>
+              <w:rPr>
+                <w:rFonts w:ascii="Calibri" w:eastAsia="Calibri" w:hAnsi="Calibri" w:cs="Calibri"/>
+                <w:color w:val="333333"/>
+                <w:sz w:val="21"/>
+                <w:szCs w:val="21"/>
+              </w:rPr>
+              <w:t xml:space="preserve">•  docker cp ada_whoami.php moodle:/var/www/html/local/ada_whoami.php</w:t>
+            </w:r>
+          </w:p>
+          <w:p>
+            <w:pPr>
+              <w:spacing w:after="40" w:line="264" w:lineRule="auto"/>
+              <w:jc w:val="both"/>
+            </w:pPr>
+            <w:r>
+              <w:rPr>
+                <w:rFonts w:ascii="Calibri" w:eastAsia="Calibri" w:hAnsi="Calibri" w:cs="Calibri"/>
+                <w:color w:val="333333"/>
+                <w:sz w:val="21"/>
+                <w:szCs w:val="21"/>
+              </w:rPr>
+              <w:t xml:space="preserve">•  docker exec moodle chown www-data:www-data /var/www/html/local/ada_whoami.php</w:t>
+            </w:r>
+          </w:p>
+        </w:tc>
+      </w:tr>
+    </w:tbl>
+    <w:tbl>
+      <w:tblPr>
+        <w:tblW w:w="5000" w:type="pct"/>
+        <w:tblBorders>
+          <w:top w:val="single" w:sz="4" w:space="0" w:color="4E95C2"/>
+          <w:left w:val="single" w:sz="24" w:space="0" w:color="4E95C2"/>
+          <w:bottom w:val="single" w:sz="4" w:space="0" w:color="4E95C2"/>
+          <w:right w:val="single" w:sz="4" w:space="0" w:color="4E95C2"/>
+          <w:insideH w:val="single" w:sz="4" w:space="0" w:color="auto"/>
+          <w:insideV w:val="single" w:sz="4" w:space="0" w:color="auto"/>
+        </w:tblBorders>
+        <w:tblCellMar>
+          <w:left w:w="10" w:type="dxa"/>
+          <w:right w:w="10" w:type="dxa"/>
+        </w:tblCellMar>
+        <w:tblLook w:val="0000" w:firstRow="0" w:lastRow="0" w:firstColumn="0" w:lastColumn="0" w:noHBand="0" w:noVBand="0"/>
+      </w:tblPr>
+      <w:tblGrid>
+        <w:gridCol w:w="8991"/>
+      </w:tblGrid>
+      <w:tr>
+        <w:tblPrEx>
+          <w:tblCellMar>
+            <w:top w:w="0" w:type="dxa"/>
+            <w:bottom w:w="0" w:type="dxa"/>
+          </w:tblCellMar>
+        </w:tblPrEx>
+        <w:tc>
+          <w:tcPr>
+            <w:tcW w:w="0" w:type="auto"/>
+            <w:shd w:val="clear" w:color="auto" w:fill="EAF2F8"/>
+            <w:tcMar>
+              <w:top w:w="160" w:type="dxa"/>
+              <w:left w:w="200" w:type="dxa"/>
+              <w:bottom w:w="160" w:type="dxa"/>
+              <w:right w:w="200" w:type="dxa"/>
+            </w:tcMar>
+          </w:tcPr>
+          <w:p>
+            <w:pPr>
+              <w:spacing w:after="80"/>
+            </w:pPr>
+            <w:r>
+              <w:rPr>
+                <w:rFonts w:ascii="Calibri" w:eastAsia="Calibri" w:hAnsi="Calibri" w:cs="Calibri"/>
+                <w:b/>
+                <w:bCs/>
+                <w:color w:val="24425E"/>
+                <w:sz w:val="22"/>
+                <w:szCs w:val="22"/>
+              </w:rPr>
+              <w:t xml:space="preserve">Verificación</w:t>
+            </w:r>
+          </w:p>
+          <w:p>
+            <w:pPr>
+              <w:spacing w:after="40" w:line="264" w:lineRule="auto"/>
+              <w:jc w:val="both"/>
+            </w:pPr>
+            <w:r>
+              <w:rPr>
+                <w:rFonts w:ascii="Calibri" w:eastAsia="Calibri" w:hAnsi="Calibri" w:cs="Calibri"/>
+                <w:color w:val="333333"/>
+                <w:sz w:val="21"/>
+                <w:szCs w:val="21"/>
+              </w:rPr>
+              <w:t xml:space="preserve">•  curl -i http://localhost:8080/local/ada_whoami.php  →  HTTP 401 con {"ok":false,"error":"sin_sesion"}</w:t>
+            </w:r>
+          </w:p>
+        </w:tc>
+      </w:tr>
+    </w:tbl>
     <w:p>
       <w:pPr>
         <w:pStyle w:val="Ttulo2"/>
@@ -1153,7 +1312,126 @@
           <w:sz w:val="24"/>
           <w:szCs w:val="24"/>
         </w:rPr>
-        <w:t>Paso 5 — Inyectar el widget en Moodle</w:t>
+        <w:t xml:space="preserve">Paso 5 — Importar los workflows de n8n</w:t>
+      </w:r>
+    </w:p>
+    <w:p>
+      <w:pPr>
+        <w:spacing w:after="160" w:line="288" w:lineRule="auto"/>
+        <w:jc w:val="both"/>
+      </w:pPr>
+      <w:r>
+        <w:rPr>
+          <w:rFonts w:ascii="Calibri" w:eastAsia="Calibri" w:hAnsi="Calibri" w:cs="Calibri"/>
+          <w:color w:val="222222"/>
+          <w:sz w:val="22"/>
+          <w:szCs w:val="22"/>
+        </w:rPr>
+        <w:t xml:space="preserve">Desde la interfaz de n8n (http://localhost:5678), importar los tres archivos de la carpeta n8n/ del repositorio: My_workflow.json (consulta principal), Ada_Historial_workflow.json (operaciones del historial) y Ada_Purga_workflow.json (purga automática), y activar los tres con el interruptor «Active» de la propia interfaz. Verificar dos parámetros críticos en el nodo “Consultar a Ada (Ollama)” antes de dar por terminada la instalación (ver sección 4).</w:t>
+      </w:r>
+    </w:p>
+    <w:tbl>
+      <w:tblPr>
+        <w:tblW w:w="5000" w:type="pct"/>
+        <w:tblBorders>
+          <w:top w:val="single" w:sz="4" w:space="0" w:color="4E95C2"/>
+          <w:left w:val="single" w:sz="24" w:space="0" w:color="4E95C2"/>
+          <w:bottom w:val="single" w:sz="4" w:space="0" w:color="4E95C2"/>
+          <w:right w:val="single" w:sz="4" w:space="0" w:color="4E95C2"/>
+          <w:insideH w:val="single" w:sz="4" w:space="0" w:color="auto"/>
+          <w:insideV w:val="single" w:sz="4" w:space="0" w:color="auto"/>
+        </w:tblBorders>
+        <w:tblCellMar>
+          <w:left w:w="10" w:type="dxa"/>
+          <w:right w:w="10" w:type="dxa"/>
+        </w:tblCellMar>
+        <w:tblLook w:val="0000" w:firstRow="0" w:lastRow="0" w:firstColumn="0" w:lastColumn="0" w:noHBand="0" w:noVBand="0"/>
+      </w:tblPr>
+      <w:tblGrid>
+        <w:gridCol w:w="8991"/>
+      </w:tblGrid>
+      <w:tr>
+        <w:tblPrEx>
+          <w:tblCellMar>
+            <w:top w:w="0" w:type="dxa"/>
+            <w:bottom w:w="0" w:type="dxa"/>
+          </w:tblCellMar>
+        </w:tblPrEx>
+        <w:tc>
+          <w:tcPr>
+            <w:tcW w:w="0" w:type="auto"/>
+            <w:shd w:val="clear" w:color="auto" w:fill="EAF2F8"/>
+            <w:tcMar>
+              <w:top w:w="160" w:type="dxa"/>
+              <w:left w:w="200" w:type="dxa"/>
+              <w:bottom w:w="160" w:type="dxa"/>
+              <w:right w:w="200" w:type="dxa"/>
+            </w:tcMar>
+          </w:tcPr>
+          <w:p>
+            <w:pPr>
+              <w:spacing w:after="80"/>
+            </w:pPr>
+            <w:r>
+              <w:rPr>
+                <w:rFonts w:ascii="Calibri" w:eastAsia="Calibri" w:hAnsi="Calibri" w:cs="Calibri"/>
+                <w:b/>
+                <w:bCs/>
+                <w:color w:val="24425E"/>
+                <w:sz w:val="22"/>
+                <w:szCs w:val="22"/>
+              </w:rPr>
+              <w:t xml:space="preserve">Activar siempre desde la interfaz</w:t>
+            </w:r>
+          </w:p>
+          <w:p>
+            <w:pPr>
+              <w:spacing w:after="40" w:line="264" w:lineRule="auto"/>
+              <w:jc w:val="both"/>
+            </w:pPr>
+            <w:r>
+              <w:rPr>
+                <w:rFonts w:ascii="Calibri" w:eastAsia="Calibri" w:hAnsi="Calibri" w:cs="Calibri"/>
+                <w:color w:val="333333"/>
+                <w:sz w:val="21"/>
+                <w:szCs w:val="21"/>
+              </w:rPr>
+              <w:t xml:space="preserve">•  Activar por línea de comandos (n8n update:workflow --active=true) no registra la URL del webhook: el endpoint responde 404 aunque el workflow figure como activo.</w:t>
+            </w:r>
+          </w:p>
+          <w:p>
+            <w:pPr>
+              <w:spacing w:after="40" w:line="264" w:lineRule="auto"/>
+              <w:jc w:val="both"/>
+            </w:pPr>
+            <w:r>
+              <w:rPr>
+                <w:rFonts w:ascii="Calibri" w:eastAsia="Calibri" w:hAnsi="Calibri" w:cs="Calibri"/>
+                <w:color w:val="333333"/>
+                <w:sz w:val="21"/>
+                <w:szCs w:val="21"/>
+              </w:rPr>
+              <w:t xml:space="preserve">•  Tras importar, abrir cada workflow en la interfaz y activar el interruptor «Active».</w:t>
+            </w:r>
+          </w:p>
+        </w:tc>
+      </w:tr>
+    </w:tbl>
+    <w:p>
+      <w:pPr>
+        <w:pStyle w:val="Ttulo2"/>
+        <w:spacing w:before="320" w:after="140"/>
+      </w:pPr>
+      <w:r>
+        <w:rPr>
+          <w:rFonts w:ascii="Calibri" w:eastAsia="Calibri" w:hAnsi="Calibri" w:cs="Calibri"/>
+          <w:b/>
+          <w:bCs/>
+          <w:color w:val="4E95C2"/>
+          <w:sz w:val="24"/>
+          <w:szCs w:val="24"/>
+        </w:rPr>
+        <w:t xml:space="preserve">Paso 6 — Inyectar el widget en Moodle</w:t>
       </w:r>
     </w:p>
     <w:p>
@@ -2139,6 +2417,214 @@
           </w:p>
         </w:tc>
       </w:tr>
+      <w:tr>
+        <w:tblPrEx>
+          <w:tblCellMar>
+            <w:top w:w="0" w:type="dxa"/>
+            <w:bottom w:w="0" w:type="dxa"/>
+          </w:tblCellMar>
+        </w:tblPrEx>
+        <w:tc>
+          <w:tcPr>
+            <w:tcW w:w="0" w:type="auto"/>
+            <w:shd w:val="clear" w:color="auto" w:fill="FFFFFF"/>
+            <w:tcMar>
+              <w:top w:w="100" w:type="dxa"/>
+              <w:left w:w="120" w:type="dxa"/>
+              <w:bottom w:w="100" w:type="dxa"/>
+              <w:right w:w="120" w:type="dxa"/>
+            </w:tcMar>
+            <w:vAlign w:val="center"/>
+          </w:tcPr>
+          <w:p>
+            <w:r>
+              <w:rPr>
+                <w:rFonts w:ascii="Calibri" w:eastAsia="Calibri" w:hAnsi="Calibri" w:cs="Calibri"/>
+                <w:color w:val="222222"/>
+              </w:rPr>
+              <w:t xml:space="preserve">El endpoint de identidad está instalado</w:t>
+            </w:r>
+          </w:p>
+        </w:tc>
+        <w:tc>
+          <w:tcPr>
+            <w:tcW w:w="0" w:type="auto"/>
+            <w:shd w:val="clear" w:color="auto" w:fill="FFFFFF"/>
+            <w:tcMar>
+              <w:top w:w="100" w:type="dxa"/>
+              <w:left w:w="120" w:type="dxa"/>
+              <w:bottom w:w="100" w:type="dxa"/>
+              <w:right w:w="120" w:type="dxa"/>
+            </w:tcMar>
+            <w:vAlign w:val="center"/>
+          </w:tcPr>
+          <w:p>
+            <w:r>
+              <w:rPr>
+                <w:rFonts w:ascii="Calibri" w:eastAsia="Calibri" w:hAnsi="Calibri" w:cs="Calibri"/>
+                <w:color w:val="222222"/>
+              </w:rPr>
+              <w:t xml:space="preserve">curl a /local/ada_whoami.php sin sesión devuelve HTTP 401</w:t>
+            </w:r>
+          </w:p>
+        </w:tc>
+      </w:tr>
+      <w:tr>
+        <w:tblPrEx>
+          <w:tblCellMar>
+            <w:top w:w="0" w:type="dxa"/>
+            <w:bottom w:w="0" w:type="dxa"/>
+          </w:tblCellMar>
+        </w:tblPrEx>
+        <w:tc>
+          <w:tcPr>
+            <w:tcW w:w="0" w:type="auto"/>
+            <w:shd w:val="clear" w:color="auto" w:fill="F2F4F5"/>
+            <w:tcMar>
+              <w:top w:w="100" w:type="dxa"/>
+              <w:left w:w="120" w:type="dxa"/>
+              <w:bottom w:w="100" w:type="dxa"/>
+              <w:right w:w="120" w:type="dxa"/>
+            </w:tcMar>
+            <w:vAlign w:val="center"/>
+          </w:tcPr>
+          <w:p>
+            <w:r>
+              <w:rPr>
+                <w:rFonts w:ascii="Calibri" w:eastAsia="Calibri" w:hAnsi="Calibri" w:cs="Calibri"/>
+                <w:color w:val="222222"/>
+              </w:rPr>
+              <w:t xml:space="preserve">Los 3 workflows de n8n están activos</w:t>
+            </w:r>
+          </w:p>
+        </w:tc>
+        <w:tc>
+          <w:tcPr>
+            <w:tcW w:w="0" w:type="auto"/>
+            <w:shd w:val="clear" w:color="auto" w:fill="F2F4F5"/>
+            <w:tcMar>
+              <w:top w:w="100" w:type="dxa"/>
+              <w:left w:w="120" w:type="dxa"/>
+              <w:bottom w:w="100" w:type="dxa"/>
+              <w:right w:w="120" w:type="dxa"/>
+            </w:tcMar>
+            <w:vAlign w:val="center"/>
+          </w:tcPr>
+          <w:p>
+            <w:r>
+              <w:rPr>
+                <w:rFonts w:ascii="Calibri" w:eastAsia="Calibri" w:hAnsi="Calibri" w:cs="Calibri"/>
+                <w:color w:val="222222"/>
+              </w:rPr>
+              <w:t xml:space="preserve">«Active» en los tres; una petición POST a /webhook/ada-historial con accion=listar responde {"ok":true,...}</w:t>
+            </w:r>
+          </w:p>
+        </w:tc>
+      </w:tr>
+      <w:tr>
+        <w:tblPrEx>
+          <w:tblCellMar>
+            <w:top w:w="0" w:type="dxa"/>
+            <w:bottom w:w="0" w:type="dxa"/>
+          </w:tblCellMar>
+        </w:tblPrEx>
+        <w:tc>
+          <w:tcPr>
+            <w:tcW w:w="0" w:type="auto"/>
+            <w:shd w:val="clear" w:color="auto" w:fill="FFFFFF"/>
+            <w:tcMar>
+              <w:top w:w="100" w:type="dxa"/>
+              <w:left w:w="120" w:type="dxa"/>
+              <w:bottom w:w="100" w:type="dxa"/>
+              <w:right w:w="120" w:type="dxa"/>
+            </w:tcMar>
+            <w:vAlign w:val="center"/>
+          </w:tcPr>
+          <w:p>
+            <w:r>
+              <w:rPr>
+                <w:rFonts w:ascii="Calibri" w:eastAsia="Calibri" w:hAnsi="Calibri" w:cs="Calibri"/>
+                <w:color w:val="222222"/>
+              </w:rPr>
+              <w:t xml:space="preserve">El historial funciona</w:t>
+            </w:r>
+          </w:p>
+        </w:tc>
+        <w:tc>
+          <w:tcPr>
+            <w:tcW w:w="0" w:type="auto"/>
+            <w:shd w:val="clear" w:color="auto" w:fill="FFFFFF"/>
+            <w:tcMar>
+              <w:top w:w="100" w:type="dxa"/>
+              <w:left w:w="120" w:type="dxa"/>
+              <w:bottom w:w="100" w:type="dxa"/>
+              <w:right w:w="120" w:type="dxa"/>
+            </w:tcMar>
+            <w:vAlign w:val="center"/>
+          </w:tcPr>
+          <w:p>
+            <w:r>
+              <w:rPr>
+                <w:rFonts w:ascii="Calibri" w:eastAsia="Calibri" w:hAnsi="Calibri" w:cs="Calibri"/>
+                <w:color w:val="222222"/>
+              </w:rPr>
+              <w:t xml:space="preserve">Conversar, cerrar sesión y volver a ingresar: el chat arranca vacío y la conversación anterior aparece en el panel de historial</w:t>
+            </w:r>
+          </w:p>
+        </w:tc>
+      </w:tr>
+      <w:tr>
+        <w:tblPrEx>
+          <w:tblCellMar>
+            <w:top w:w="0" w:type="dxa"/>
+            <w:bottom w:w="0" w:type="dxa"/>
+          </w:tblCellMar>
+        </w:tblPrEx>
+        <w:tc>
+          <w:tcPr>
+            <w:tcW w:w="0" w:type="auto"/>
+            <w:shd w:val="clear" w:color="auto" w:fill="F2F4F5"/>
+            <w:tcMar>
+              <w:top w:w="100" w:type="dxa"/>
+              <w:left w:w="120" w:type="dxa"/>
+              <w:bottom w:w="100" w:type="dxa"/>
+              <w:right w:w="120" w:type="dxa"/>
+            </w:tcMar>
+            <w:vAlign w:val="center"/>
+          </w:tcPr>
+          <w:p>
+            <w:r>
+              <w:rPr>
+                <w:rFonts w:ascii="Calibri" w:eastAsia="Calibri" w:hAnsi="Calibri" w:cs="Calibri"/>
+                <w:color w:val="222222"/>
+              </w:rPr>
+              <w:t xml:space="preserve">La purga automática está programada</w:t>
+            </w:r>
+          </w:p>
+        </w:tc>
+        <w:tc>
+          <w:tcPr>
+            <w:tcW w:w="0" w:type="auto"/>
+            <w:shd w:val="clear" w:color="auto" w:fill="F2F4F5"/>
+            <w:tcMar>
+              <w:top w:w="100" w:type="dxa"/>
+              <w:left w:w="120" w:type="dxa"/>
+              <w:bottom w:w="100" w:type="dxa"/>
+              <w:right w:w="120" w:type="dxa"/>
+            </w:tcMar>
+            <w:vAlign w:val="center"/>
+          </w:tcPr>
+          <w:p>
+            <w:r>
+              <w:rPr>
+                <w:rFonts w:ascii="Calibri" w:eastAsia="Calibri" w:hAnsi="Calibri" w:cs="Calibri"/>
+                <w:color w:val="222222"/>
+              </w:rPr>
+              <w:t xml:space="preserve">El workflow «Ada - Purga automatica de historial» está activo (cada noche a las 03:00)</w:t>
+            </w:r>
+          </w:p>
+        </w:tc>
+      </w:tr>
     </w:tbl>
     <w:p>
       <w:pPr>
@@ -2462,6 +2948,150 @@
           </w:p>
         </w:tc>
       </w:tr>
+      <w:tr>
+        <w:tblPrEx>
+          <w:tblBorders>
+            <w:top w:val="single" w:sz="4" w:space="0" w:color="D98E3A"/>
+            <w:left w:val="single" w:sz="24" w:space="0" w:color="D98E3A"/>
+            <w:bottom w:val="single" w:sz="4" w:space="0" w:color="D98E3A"/>
+            <w:right w:val="single" w:sz="4" w:space="0" w:color="D98E3A"/>
+          </w:tblBorders>
+          <w:tblCellMar>
+            <w:top w:w="0" w:type="dxa"/>
+            <w:bottom w:w="0" w:type="dxa"/>
+          </w:tblCellMar>
+        </w:tblPrEx>
+        <w:tc>
+          <w:tcPr>
+            <w:tcW w:w="0" w:type="auto"/>
+            <w:shd w:val="clear" w:color="auto" w:fill="FDF3E7"/>
+            <w:tcMar>
+              <w:top w:w="160" w:type="dxa"/>
+              <w:left w:w="200" w:type="dxa"/>
+              <w:bottom w:w="160" w:type="dxa"/>
+              <w:right w:w="200" w:type="dxa"/>
+            </w:tcMar>
+          </w:tcPr>
+          <w:p>
+            <w:pPr>
+              <w:spacing w:after="80"/>
+            </w:pPr>
+            <w:r>
+              <w:rPr>
+                <w:rFonts w:ascii="Calibri" w:eastAsia="Calibri" w:hAnsi="Calibri" w:cs="Calibri"/>
+                <w:b/>
+                <w:bCs/>
+                <w:color w:val="24425E"/>
+                <w:sz w:val="22"/>
+                <w:szCs w:val="22"/>
+              </w:rPr>
+              <w:t xml:space="preserve">El endpoint /webhook/ada-historial responde 404 aunque el workflow figura como activo</w:t>
+            </w:r>
+          </w:p>
+          <w:p>
+            <w:pPr>
+              <w:spacing w:after="40" w:line="264" w:lineRule="auto"/>
+              <w:jc w:val="both"/>
+            </w:pPr>
+            <w:r>
+              <w:rPr>
+                <w:rFonts w:ascii="Calibri" w:eastAsia="Calibri" w:hAnsi="Calibri" w:cs="Calibri"/>
+                <w:color w:val="333333"/>
+                <w:sz w:val="21"/>
+                <w:szCs w:val="21"/>
+              </w:rPr>
+              <w:t xml:space="preserve">•  Causa: el workflow se activó por línea de comandos (n8n update:workflow --active=true), que no registra la URL del webhook.</w:t>
+            </w:r>
+          </w:p>
+          <w:p>
+            <w:pPr>
+              <w:spacing w:after="40" w:line="264" w:lineRule="auto"/>
+              <w:jc w:val="both"/>
+            </w:pPr>
+            <w:r>
+              <w:rPr>
+                <w:rFonts w:ascii="Calibri" w:eastAsia="Calibri" w:hAnsi="Calibri" w:cs="Calibri"/>
+                <w:color w:val="333333"/>
+                <w:sz w:val="21"/>
+                <w:szCs w:val="21"/>
+              </w:rPr>
+              <w:t xml:space="preserve">•  Solución: activarlo con el interruptor «Active» de la interfaz de n8n (desactivar y volver a activar) y probar con una petición POST.</w:t>
+            </w:r>
+          </w:p>
+        </w:tc>
+      </w:tr>
+      <w:tr>
+        <w:tblPrEx>
+          <w:tblBorders>
+            <w:top w:val="single" w:sz="4" w:space="0" w:color="D98E3A"/>
+            <w:left w:val="single" w:sz="24" w:space="0" w:color="D98E3A"/>
+            <w:bottom w:val="single" w:sz="4" w:space="0" w:color="D98E3A"/>
+            <w:right w:val="single" w:sz="4" w:space="0" w:color="D98E3A"/>
+          </w:tblBorders>
+          <w:tblCellMar>
+            <w:top w:w="0" w:type="dxa"/>
+            <w:bottom w:w="0" w:type="dxa"/>
+          </w:tblCellMar>
+        </w:tblPrEx>
+        <w:tc>
+          <w:tcPr>
+            <w:tcW w:w="0" w:type="auto"/>
+            <w:shd w:val="clear" w:color="auto" w:fill="FDF3E7"/>
+            <w:tcMar>
+              <w:top w:w="160" w:type="dxa"/>
+              <w:left w:w="200" w:type="dxa"/>
+              <w:bottom w:w="160" w:type="dxa"/>
+              <w:right w:w="200" w:type="dxa"/>
+            </w:tcMar>
+          </w:tcPr>
+          <w:p>
+            <w:pPr>
+              <w:spacing w:after="80"/>
+            </w:pPr>
+            <w:r>
+              <w:rPr>
+                <w:rFonts w:ascii="Calibri" w:eastAsia="Calibri" w:hAnsi="Calibri" w:cs="Calibri"/>
+                <w:b/>
+                <w:bCs/>
+                <w:color w:val="24425E"/>
+                <w:sz w:val="22"/>
+                <w:szCs w:val="22"/>
+              </w:rPr>
+              <w:t xml:space="preserve">El widget no puede conversar tras actualizarlo</w:t>
+            </w:r>
+          </w:p>
+          <w:p>
+            <w:pPr>
+              <w:spacing w:after="40" w:line="264" w:lineRule="auto"/>
+              <w:jc w:val="both"/>
+            </w:pPr>
+            <w:r>
+              <w:rPr>
+                <w:rFonts w:ascii="Calibri" w:eastAsia="Calibri" w:hAnsi="Calibri" w:cs="Calibri"/>
+                <w:color w:val="333333"/>
+                <w:sz w:val="21"/>
+                <w:szCs w:val="21"/>
+              </w:rPr>
+              <w:t xml:space="preserve">•  Causa: el widget con historial exige que ada_whoami.php esté instalado y que el workflow principal sea la versión que acepta convId.</w:t>
+            </w:r>
+          </w:p>
+          <w:p>
+            <w:pPr>
+              <w:spacing w:after="40" w:line="264" w:lineRule="auto"/>
+              <w:jc w:val="both"/>
+            </w:pPr>
+            <w:r>
+              <w:rPr>
+                <w:rFonts w:ascii="Calibri" w:eastAsia="Calibri" w:hAnsi="Calibri" w:cs="Calibri"/>
+                <w:color w:val="333333"/>
+                <w:sz w:val="21"/>
+                <w:szCs w:val="21"/>
+              </w:rPr>
+              <w:t xml:space="preserve">•  Solución: instalar ada_whoami.php (Paso 4) y reimportar los tres workflows (Paso 5) antes de actualizar el widget en Moodle.</w:t>
+            </w:r>
+          </w:p>
+        </w:tc>
+      </w:tr>
     </w:tbl>
     <w:p>
       <w:pPr>
@@ -2506,7 +3136,7 @@
           <w:sz w:val="22"/>
           <w:szCs w:val="22"/>
         </w:rPr>
-        <w:t>Se recomienda revisar periódicamente el tamaño de la carpeta de historiales de conversación (/home/node/.n8n/conversaciones) y purgar entradas antiguas si el volumen de uso crece significativamente. Igualmente, verificar tras cada actualización de Moodle que el widget siga apareciendo correctamente, dado que el comportamiento del contenedor de pie de página descrito en la sección 6 puede variar entre versiones.</w:t>
+        <w:t xml:space="preserve">La depuración del historial de conversaciones es automática: el workflow «Ada - Purga automatica de historial» elimina cada noche (03:00) las conversaciones sin actividad por más de 30 días, en la carpeta /home/node/.n8n/historial y en la del formato anterior (/home/node/.n8n/conversaciones). Para cambiar el plazo, editar la constante DIAS_RETENCION del nodo de código de ese workflow. Igualmente, verificar tras cada actualización de Moodle que el widget siga apareciendo correctamente, dado que el comportamiento del contenedor de pie de página descrito en la sección 6 puede variar entre versiones.</w:t>
       </w:r>
     </w:p>
     <w:sectPr>

--- a/anexos/2_Manual_Instalacion_Migracion_Ada.docx
+++ b/anexos/2_Manual_Instalacion_Migracion_Ada.docx
@@ -137,7 +137,7 @@
           <w:sz w:val="22"/>
           <w:szCs w:val="22"/>
         </w:rPr>
-        <w:t xml:space="preserve">Versión 1.1</w:t>
+        <w:t xml:space="preserve">Versión 1.2</w:t>
       </w:r>
     </w:p>
     <w:p>
@@ -1312,7 +1312,198 @@
           <w:sz w:val="24"/>
           <w:szCs w:val="24"/>
         </w:rPr>
-        <w:t xml:space="preserve">Paso 5 — Importar los workflows de n8n</w:t>
+        <w:t xml:space="preserve">Paso 5 — Instalar el endpoint de catálogo</w:t>
+      </w:r>
+    </w:p>
+    <w:p>
+      <w:pPr>
+        <w:spacing w:after="160" w:line="288" w:lineRule="auto"/>
+        <w:jc w:val="both"/>
+      </w:pPr>
+      <w:r>
+        <w:rPr>
+          <w:rFonts w:ascii="Calibri" w:eastAsia="Calibri" w:hAnsi="Calibri" w:cs="Calibri"/>
+          <w:color w:val="222222"/>
+          <w:sz w:val="22"/>
+          <w:szCs w:val="22"/>
+        </w:rPr>
+        <w:t xml:space="preserve">Copiar el script ada_catalogo.php dentro de /var/www/html/local/ en el contenedor de Moodle (junto al bridge y a ada_whoami.php). Es la fuente de datos de las respuestas rápidas del widget (listado, búsqueda por tema, detalle de un curso y enlaces) y del contexto del modelo. No requiere configuración:</w:t>
+      </w:r>
+    </w:p>
+    <w:tbl>
+      <w:tblPr>
+        <w:tblW w:w="5000" w:type="pct"/>
+        <w:tblBorders>
+          <w:top w:val="single" w:sz="4" w:space="0" w:color="4E95C2"/>
+          <w:left w:val="single" w:sz="24" w:space="0" w:color="4E95C2"/>
+          <w:bottom w:val="single" w:sz="4" w:space="0" w:color="4E95C2"/>
+          <w:right w:val="single" w:sz="4" w:space="0" w:color="4E95C2"/>
+          <w:insideH w:val="single" w:sz="4" w:space="0" w:color="auto"/>
+          <w:insideV w:val="single" w:sz="4" w:space="0" w:color="auto"/>
+        </w:tblBorders>
+        <w:tblCellMar>
+          <w:left w:w="10" w:type="dxa"/>
+          <w:right w:w="10" w:type="dxa"/>
+        </w:tblCellMar>
+        <w:tblLook w:val="0000" w:firstRow="0" w:lastRow="0" w:firstColumn="0" w:lastColumn="0" w:noHBand="0" w:noVBand="0"/>
+      </w:tblPr>
+      <w:tblGrid>
+        <w:gridCol w:w="8991"/>
+      </w:tblGrid>
+      <w:tr>
+        <w:tblPrEx>
+          <w:tblCellMar>
+            <w:top w:w="0" w:type="dxa"/>
+            <w:bottom w:w="0" w:type="dxa"/>
+          </w:tblCellMar>
+        </w:tblPrEx>
+        <w:tc>
+          <w:tcPr>
+            <w:tcW w:w="0" w:type="auto"/>
+            <w:shd w:val="clear" w:color="auto" w:fill="EAF2F8"/>
+            <w:tcMar>
+              <w:top w:w="160" w:type="dxa"/>
+              <w:left w:w="200" w:type="dxa"/>
+              <w:bottom w:w="160" w:type="dxa"/>
+              <w:right w:w="200" w:type="dxa"/>
+            </w:tcMar>
+          </w:tcPr>
+          <w:p>
+            <w:pPr>
+              <w:spacing w:after="80"/>
+            </w:pPr>
+            <w:r>
+              <w:rPr>
+                <w:rFonts w:ascii="Calibri" w:eastAsia="Calibri" w:hAnsi="Calibri" w:cs="Calibri"/>
+                <w:b/>
+                <w:bCs/>
+                <w:color w:val="24425E"/>
+                <w:sz w:val="22"/>
+                <w:szCs w:val="22"/>
+              </w:rPr>
+              <w:t xml:space="preserve">Comando</w:t>
+            </w:r>
+          </w:p>
+          <w:p>
+            <w:pPr>
+              <w:spacing w:after="40" w:line="264" w:lineRule="auto"/>
+              <w:jc w:val="both"/>
+            </w:pPr>
+            <w:r>
+              <w:rPr>
+                <w:rFonts w:ascii="Calibri" w:eastAsia="Calibri" w:hAnsi="Calibri" w:cs="Calibri"/>
+                <w:color w:val="333333"/>
+                <w:sz w:val="21"/>
+                <w:szCs w:val="21"/>
+              </w:rPr>
+              <w:t xml:space="preserve">•  docker cp ada_catalogo.php moodle:/var/www/html/local/ada_catalogo.php</w:t>
+            </w:r>
+          </w:p>
+          <w:p>
+            <w:pPr>
+              <w:spacing w:after="40" w:line="264" w:lineRule="auto"/>
+              <w:jc w:val="both"/>
+            </w:pPr>
+            <w:r>
+              <w:rPr>
+                <w:rFonts w:ascii="Calibri" w:eastAsia="Calibri" w:hAnsi="Calibri" w:cs="Calibri"/>
+                <w:color w:val="333333"/>
+                <w:sz w:val="21"/>
+                <w:szCs w:val="21"/>
+              </w:rPr>
+              <w:t xml:space="preserve">•  docker exec moodle chown www-data:www-data /var/www/html/local/ada_catalogo.php</w:t>
+            </w:r>
+          </w:p>
+        </w:tc>
+      </w:tr>
+    </w:tbl>
+    <w:tbl>
+      <w:tblPr>
+        <w:tblW w:w="5000" w:type="pct"/>
+        <w:tblBorders>
+          <w:top w:val="single" w:sz="4" w:space="0" w:color="4E95C2"/>
+          <w:left w:val="single" w:sz="24" w:space="0" w:color="4E95C2"/>
+          <w:bottom w:val="single" w:sz="4" w:space="0" w:color="4E95C2"/>
+          <w:right w:val="single" w:sz="4" w:space="0" w:color="4E95C2"/>
+          <w:insideH w:val="single" w:sz="4" w:space="0" w:color="auto"/>
+          <w:insideV w:val="single" w:sz="4" w:space="0" w:color="auto"/>
+        </w:tblBorders>
+        <w:tblCellMar>
+          <w:left w:w="10" w:type="dxa"/>
+          <w:right w:w="10" w:type="dxa"/>
+        </w:tblCellMar>
+        <w:tblLook w:val="0000" w:firstRow="0" w:lastRow="0" w:firstColumn="0" w:lastColumn="0" w:noHBand="0" w:noVBand="0"/>
+      </w:tblPr>
+      <w:tblGrid>
+        <w:gridCol w:w="8991"/>
+      </w:tblGrid>
+      <w:tr>
+        <w:tblPrEx>
+          <w:tblCellMar>
+            <w:top w:w="0" w:type="dxa"/>
+            <w:bottom w:w="0" w:type="dxa"/>
+          </w:tblCellMar>
+        </w:tblPrEx>
+        <w:tc>
+          <w:tcPr>
+            <w:tcW w:w="0" w:type="auto"/>
+            <w:shd w:val="clear" w:color="auto" w:fill="EAF2F8"/>
+            <w:tcMar>
+              <w:top w:w="160" w:type="dxa"/>
+              <w:left w:w="200" w:type="dxa"/>
+              <w:bottom w:w="160" w:type="dxa"/>
+              <w:right w:w="200" w:type="dxa"/>
+            </w:tcMar>
+          </w:tcPr>
+          <w:p>
+            <w:pPr>
+              <w:spacing w:after="80"/>
+            </w:pPr>
+            <w:r>
+              <w:rPr>
+                <w:rFonts w:ascii="Calibri" w:eastAsia="Calibri" w:hAnsi="Calibri" w:cs="Calibri"/>
+                <w:b/>
+                <w:bCs/>
+                <w:color w:val="24425E"/>
+                <w:sz w:val="22"/>
+                <w:szCs w:val="22"/>
+              </w:rPr>
+              <w:t xml:space="preserve">Verificación</w:t>
+            </w:r>
+          </w:p>
+          <w:p>
+            <w:pPr>
+              <w:spacing w:after="40" w:line="264" w:lineRule="auto"/>
+              <w:jc w:val="both"/>
+            </w:pPr>
+            <w:r>
+              <w:rPr>
+                <w:rFonts w:ascii="Calibri" w:eastAsia="Calibri" w:hAnsi="Calibri" w:cs="Calibri"/>
+                <w:color w:val="333333"/>
+                <w:sz w:val="21"/>
+                <w:szCs w:val="21"/>
+              </w:rPr>
+              <w:t xml:space="preserve">•  curl "http://localhost:8080/local/ada_catalogo.php?action=resumen"  →  {"success":true,"total":N,"categorias":[…]}</w:t>
+            </w:r>
+          </w:p>
+        </w:tc>
+      </w:tr>
+    </w:tbl>
+    <w:p>
+      <w:pPr>
+        <w:pStyle w:val="Ttulo2"/>
+        <w:spacing w:before="320" w:after="140"/>
+      </w:pPr>
+      <w:r>
+        <w:rPr>
+          <w:rFonts w:ascii="Calibri" w:eastAsia="Calibri" w:hAnsi="Calibri" w:cs="Calibri"/>
+          <w:b/>
+          <w:bCs/>
+          <w:color w:val="4E95C2"/>
+          <w:sz w:val="24"/>
+          <w:szCs w:val="24"/>
+        </w:rPr>
+        <w:t xml:space="preserve">Paso 6 — Importar los workflows de n8n</w:t>
       </w:r>
     </w:p>
     <w:p>
@@ -1381,6 +1572,93 @@
                 <w:sz w:val="22"/>
                 <w:szCs w:val="22"/>
               </w:rPr>
+              <w:t xml:space="preserve">Cabecera Host en el nodo «Consultar Cursos Moodle»</w:t>
+            </w:r>
+          </w:p>
+          <w:p>
+            <w:pPr>
+              <w:spacing w:after="40" w:line="264" w:lineRule="auto"/>
+              <w:jc w:val="both"/>
+            </w:pPr>
+            <w:r>
+              <w:rPr>
+                <w:rFonts w:ascii="Calibri" w:eastAsia="Calibri" w:hAnsi="Calibri" w:cs="Calibri"/>
+                <w:color w:val="333333"/>
+                <w:sz w:val="21"/>
+                <w:szCs w:val="21"/>
+              </w:rPr>
+              <w:t xml:space="preserve">•  El workflow principal llama a ada_catalogo.php (acción contexto) desde el contenedor de n8n; la petición debe llevar la cabecera Host con el wwwroot de Moodle (localhost:8080). Ya viene configurada en el workflow exportado.</w:t>
+            </w:r>
+          </w:p>
+          <w:p>
+            <w:pPr>
+              <w:spacing w:after="40" w:line="264" w:lineRule="auto"/>
+              <w:jc w:val="both"/>
+            </w:pPr>
+            <w:r>
+              <w:rPr>
+                <w:rFonts w:ascii="Calibri" w:eastAsia="Calibri" w:hAnsi="Calibri" w:cs="Calibri"/>
+                <w:color w:val="333333"/>
+                <w:sz w:val="21"/>
+                <w:szCs w:val="21"/>
+              </w:rPr>
+              <w:t xml:space="preserve">•  Sin esa cabecera Moodle responde «redirecterrordetected» y el modelo no recibe el contexto de los cursos.</w:t>
+            </w:r>
+          </w:p>
+        </w:tc>
+      </w:tr>
+    </w:tbl>
+    <w:tbl>
+      <w:tblPr>
+        <w:tblW w:w="5000" w:type="pct"/>
+        <w:tblBorders>
+          <w:top w:val="single" w:sz="4" w:space="0" w:color="4E95C2"/>
+          <w:left w:val="single" w:sz="24" w:space="0" w:color="4E95C2"/>
+          <w:bottom w:val="single" w:sz="4" w:space="0" w:color="4E95C2"/>
+          <w:right w:val="single" w:sz="4" w:space="0" w:color="4E95C2"/>
+          <w:insideH w:val="single" w:sz="4" w:space="0" w:color="auto"/>
+          <w:insideV w:val="single" w:sz="4" w:space="0" w:color="auto"/>
+        </w:tblBorders>
+        <w:tblCellMar>
+          <w:left w:w="10" w:type="dxa"/>
+          <w:right w:w="10" w:type="dxa"/>
+        </w:tblCellMar>
+        <w:tblLook w:val="0000" w:firstRow="0" w:lastRow="0" w:firstColumn="0" w:lastColumn="0" w:noHBand="0" w:noVBand="0"/>
+      </w:tblPr>
+      <w:tblGrid>
+        <w:gridCol w:w="8991"/>
+      </w:tblGrid>
+      <w:tr>
+        <w:tblPrEx>
+          <w:tblCellMar>
+            <w:top w:w="0" w:type="dxa"/>
+            <w:bottom w:w="0" w:type="dxa"/>
+          </w:tblCellMar>
+        </w:tblPrEx>
+        <w:tc>
+          <w:tcPr>
+            <w:tcW w:w="0" w:type="auto"/>
+            <w:shd w:val="clear" w:color="auto" w:fill="EAF2F8"/>
+            <w:tcMar>
+              <w:top w:w="160" w:type="dxa"/>
+              <w:left w:w="200" w:type="dxa"/>
+              <w:bottom w:w="160" w:type="dxa"/>
+              <w:right w:w="200" w:type="dxa"/>
+            </w:tcMar>
+          </w:tcPr>
+          <w:p>
+            <w:pPr>
+              <w:spacing w:after="80"/>
+            </w:pPr>
+            <w:r>
+              <w:rPr>
+                <w:rFonts w:ascii="Calibri" w:eastAsia="Calibri" w:hAnsi="Calibri" w:cs="Calibri"/>
+                <w:b/>
+                <w:bCs/>
+                <w:color w:val="24425E"/>
+                <w:sz w:val="22"/>
+                <w:szCs w:val="22"/>
+              </w:rPr>
               <w:t xml:space="preserve">Activar siempre desde la interfaz</w:t>
             </w:r>
           </w:p>
@@ -1431,7 +1709,7 @@
           <w:sz w:val="24"/>
           <w:szCs w:val="24"/>
         </w:rPr>
-        <w:t xml:space="preserve">Paso 6 — Inyectar el widget en Moodle</w:t>
+        <w:t xml:space="preserve">Paso 7 — Inyectar el widget en Moodle</w:t>
       </w:r>
     </w:p>
     <w:p>
@@ -2625,6 +2903,110 @@
           </w:p>
         </w:tc>
       </w:tr>
+      <w:tr>
+        <w:tblPrEx>
+          <w:tblCellMar>
+            <w:top w:w="0" w:type="dxa"/>
+            <w:bottom w:w="0" w:type="dxa"/>
+          </w:tblCellMar>
+        </w:tblPrEx>
+        <w:tc>
+          <w:tcPr>
+            <w:tcW w:w="0" w:type="auto"/>
+            <w:shd w:val="clear" w:color="auto" w:fill="FFFFFF"/>
+            <w:tcMar>
+              <w:top w:w="100" w:type="dxa"/>
+              <w:left w:w="120" w:type="dxa"/>
+              <w:bottom w:w="100" w:type="dxa"/>
+              <w:right w:w="120" w:type="dxa"/>
+            </w:tcMar>
+            <w:vAlign w:val="center"/>
+          </w:tcPr>
+          <w:p>
+            <w:r>
+              <w:rPr>
+                <w:rFonts w:ascii="Calibri" w:eastAsia="Calibri" w:hAnsi="Calibri" w:cs="Calibri"/>
+                <w:color w:val="222222"/>
+              </w:rPr>
+              <w:t xml:space="preserve">El endpoint de catálogo responde</w:t>
+            </w:r>
+          </w:p>
+        </w:tc>
+        <w:tc>
+          <w:tcPr>
+            <w:tcW w:w="0" w:type="auto"/>
+            <w:shd w:val="clear" w:color="auto" w:fill="FFFFFF"/>
+            <w:tcMar>
+              <w:top w:w="100" w:type="dxa"/>
+              <w:left w:w="120" w:type="dxa"/>
+              <w:bottom w:w="100" w:type="dxa"/>
+              <w:right w:w="120" w:type="dxa"/>
+            </w:tcMar>
+            <w:vAlign w:val="center"/>
+          </w:tcPr>
+          <w:p>
+            <w:r>
+              <w:rPr>
+                <w:rFonts w:ascii="Calibri" w:eastAsia="Calibri" w:hAnsi="Calibri" w:cs="Calibri"/>
+                <w:color w:val="222222"/>
+              </w:rPr>
+              <w:t xml:space="preserve">curl a /local/ada_catalogo.php?action=resumen devuelve el total de cursos</w:t>
+            </w:r>
+          </w:p>
+        </w:tc>
+      </w:tr>
+      <w:tr>
+        <w:tblPrEx>
+          <w:tblCellMar>
+            <w:top w:w="0" w:type="dxa"/>
+            <w:bottom w:w="0" w:type="dxa"/>
+          </w:tblCellMar>
+        </w:tblPrEx>
+        <w:tc>
+          <w:tcPr>
+            <w:tcW w:w="0" w:type="auto"/>
+            <w:shd w:val="clear" w:color="auto" w:fill="F2F4F5"/>
+            <w:tcMar>
+              <w:top w:w="100" w:type="dxa"/>
+              <w:left w:w="120" w:type="dxa"/>
+              <w:bottom w:w="100" w:type="dxa"/>
+              <w:right w:w="120" w:type="dxa"/>
+            </w:tcMar>
+            <w:vAlign w:val="center"/>
+          </w:tcPr>
+          <w:p>
+            <w:r>
+              <w:rPr>
+                <w:rFonts w:ascii="Calibri" w:eastAsia="Calibri" w:hAnsi="Calibri" w:cs="Calibri"/>
+                <w:color w:val="222222"/>
+              </w:rPr>
+              <w:t xml:space="preserve">Ada entrega el enlace del curso</w:t>
+            </w:r>
+          </w:p>
+        </w:tc>
+        <w:tc>
+          <w:tcPr>
+            <w:tcW w:w="0" w:type="auto"/>
+            <w:shd w:val="clear" w:color="auto" w:fill="F2F4F5"/>
+            <w:tcMar>
+              <w:top w:w="100" w:type="dxa"/>
+              <w:left w:w="120" w:type="dxa"/>
+              <w:bottom w:w="100" w:type="dxa"/>
+              <w:right w:w="120" w:type="dxa"/>
+            </w:tcMar>
+            <w:vAlign w:val="center"/>
+          </w:tcPr>
+          <w:p>
+            <w:r>
+              <w:rPr>
+                <w:rFonts w:ascii="Calibri" w:eastAsia="Calibri" w:hAnsi="Calibri" w:cs="Calibri"/>
+                <w:color w:val="222222"/>
+              </w:rPr>
+              <w:t xml:space="preserve">Preguntar «¿qué cursos hay sobre …?» y «dame el enlace del curso …»: la respuesta trae enlaces que abren el curso</w:t>
+            </w:r>
+          </w:p>
+        </w:tc>
+      </w:tr>
     </w:tbl>
     <w:p>
       <w:pPr>
@@ -3092,6 +3474,150 @@
           </w:p>
         </w:tc>
       </w:tr>
+      <w:tr>
+        <w:tblPrEx>
+          <w:tblBorders>
+            <w:top w:val="single" w:sz="4" w:space="0" w:color="D98E3A"/>
+            <w:left w:val="single" w:sz="24" w:space="0" w:color="D98E3A"/>
+            <w:bottom w:val="single" w:sz="4" w:space="0" w:color="D98E3A"/>
+            <w:right w:val="single" w:sz="4" w:space="0" w:color="D98E3A"/>
+          </w:tblBorders>
+          <w:tblCellMar>
+            <w:top w:w="0" w:type="dxa"/>
+            <w:bottom w:w="0" w:type="dxa"/>
+          </w:tblCellMar>
+        </w:tblPrEx>
+        <w:tc>
+          <w:tcPr>
+            <w:tcW w:w="0" w:type="auto"/>
+            <w:shd w:val="clear" w:color="auto" w:fill="FDF3E7"/>
+            <w:tcMar>
+              <w:top w:w="160" w:type="dxa"/>
+              <w:left w:w="200" w:type="dxa"/>
+              <w:bottom w:w="160" w:type="dxa"/>
+              <w:right w:w="200" w:type="dxa"/>
+            </w:tcMar>
+          </w:tcPr>
+          <w:p>
+            <w:pPr>
+              <w:spacing w:after="80"/>
+            </w:pPr>
+            <w:r>
+              <w:rPr>
+                <w:rFonts w:ascii="Calibri" w:eastAsia="Calibri" w:hAnsi="Calibri" w:cs="Calibri"/>
+                <w:b/>
+                <w:bCs/>
+                <w:color w:val="24425E"/>
+                <w:sz w:val="22"/>
+                <w:szCs w:val="22"/>
+              </w:rPr>
+              <w:t xml:space="preserve">n8n recibe «redirecterrordetected» al consultar el catálogo</w:t>
+            </w:r>
+          </w:p>
+          <w:p>
+            <w:pPr>
+              <w:spacing w:after="40" w:line="264" w:lineRule="auto"/>
+              <w:jc w:val="both"/>
+            </w:pPr>
+            <w:r>
+              <w:rPr>
+                <w:rFonts w:ascii="Calibri" w:eastAsia="Calibri" w:hAnsi="Calibri" w:cs="Calibri"/>
+                <w:color w:val="333333"/>
+                <w:sz w:val="21"/>
+                <w:szCs w:val="21"/>
+              </w:rPr>
+              <w:t xml:space="preserve">•  Causa: Moodle valida el nombre de host de la petición y redirige cuando no coincide con su wwwroot (n8n lo llama como http://moodle/…).</w:t>
+            </w:r>
+          </w:p>
+          <w:p>
+            <w:pPr>
+              <w:spacing w:after="40" w:line="264" w:lineRule="auto"/>
+              <w:jc w:val="both"/>
+            </w:pPr>
+            <w:r>
+              <w:rPr>
+                <w:rFonts w:ascii="Calibri" w:eastAsia="Calibri" w:hAnsi="Calibri" w:cs="Calibri"/>
+                <w:color w:val="333333"/>
+                <w:sz w:val="21"/>
+                <w:szCs w:val="21"/>
+              </w:rPr>
+              <w:t xml:space="preserve">•  Solución: agregar la cabecera Host: localhost:8080 en el nodo HTTP Request que llama a ada_catalogo.php.</w:t>
+            </w:r>
+          </w:p>
+        </w:tc>
+      </w:tr>
+      <w:tr>
+        <w:tblPrEx>
+          <w:tblBorders>
+            <w:top w:val="single" w:sz="4" w:space="0" w:color="D98E3A"/>
+            <w:left w:val="single" w:sz="24" w:space="0" w:color="D98E3A"/>
+            <w:bottom w:val="single" w:sz="4" w:space="0" w:color="D98E3A"/>
+            <w:right w:val="single" w:sz="4" w:space="0" w:color="D98E3A"/>
+          </w:tblBorders>
+          <w:tblCellMar>
+            <w:top w:w="0" w:type="dxa"/>
+            <w:bottom w:w="0" w:type="dxa"/>
+          </w:tblCellMar>
+        </w:tblPrEx>
+        <w:tc>
+          <w:tcPr>
+            <w:tcW w:w="0" w:type="auto"/>
+            <w:shd w:val="clear" w:color="auto" w:fill="FDF3E7"/>
+            <w:tcMar>
+              <w:top w:w="160" w:type="dxa"/>
+              <w:left w:w="200" w:type="dxa"/>
+              <w:bottom w:w="160" w:type="dxa"/>
+              <w:right w:w="200" w:type="dxa"/>
+            </w:tcMar>
+          </w:tcPr>
+          <w:p>
+            <w:pPr>
+              <w:spacing w:after="80"/>
+            </w:pPr>
+            <w:r>
+              <w:rPr>
+                <w:rFonts w:ascii="Calibri" w:eastAsia="Calibri" w:hAnsi="Calibri" w:cs="Calibri"/>
+                <w:b/>
+                <w:bCs/>
+                <w:color w:val="24425E"/>
+                <w:sz w:val="22"/>
+                <w:szCs w:val="22"/>
+              </w:rPr>
+              <w:t xml:space="preserve">Con un catálogo grande Ada tarda minutos o el modelo responde con datos mezclados</w:t>
+            </w:r>
+          </w:p>
+          <w:p>
+            <w:pPr>
+              <w:spacing w:after="40" w:line="264" w:lineRule="auto"/>
+              <w:jc w:val="both"/>
+            </w:pPr>
+            <w:r>
+              <w:rPr>
+                <w:rFonts w:ascii="Calibri" w:eastAsia="Calibri" w:hAnsi="Calibri" w:cs="Calibri"/>
+                <w:color w:val="333333"/>
+                <w:sz w:val="21"/>
+                <w:szCs w:val="21"/>
+              </w:rPr>
+              <w:t xml:space="preserve">•  Causa: se sigue usando el bridge original (get_courses_full), que descarga el catálogo completo (86 s con 1.002 cursos), o el workflow envía todos los cursos al prompt.</w:t>
+            </w:r>
+          </w:p>
+          <w:p>
+            <w:pPr>
+              <w:spacing w:after="40" w:line="264" w:lineRule="auto"/>
+              <w:jc w:val="both"/>
+            </w:pPr>
+            <w:r>
+              <w:rPr>
+                <w:rFonts w:ascii="Calibri" w:eastAsia="Calibri" w:hAnsi="Calibri" w:cs="Calibri"/>
+                <w:color w:val="333333"/>
+                <w:sz w:val="21"/>
+                <w:szCs w:val="21"/>
+              </w:rPr>
+              <w:t xml:space="preserve">•  Solución: instalar ada_catalogo.php (Paso 5) y usar la versión del workflow principal que llama a la acción contexto.</w:t>
+            </w:r>
+          </w:p>
+        </w:tc>
+      </w:tr>
     </w:tbl>
     <w:p>
       <w:pPr>
@@ -3139,6 +3665,169 @@
         <w:t xml:space="preserve">La depuración del historial de conversaciones es automática: el workflow «Ada - Purga automatica de historial» elimina cada noche (03:00) las conversaciones sin actividad por más de 30 días, en la carpeta /home/node/.n8n/historial y en la del formato anterior (/home/node/.n8n/conversaciones). Para cambiar el plazo, editar la constante DIAS_RETENCION del nodo de código de ese workflow. Igualmente, verificar tras cada actualización de Moodle que el widget siga apareciendo correctamente, dado que el comportamiento del contenedor de pie de página descrito en la sección 6 puede variar entre versiones.</w:t>
       </w:r>
     </w:p>
+    <w:p>
+      <w:pPr>
+        <w:pStyle w:val="Ttulo1"/>
+        <w:pBdr>
+          <w:bottom w:val="single" w:sz="6" w:space="4" w:color="D98E3A"/>
+        </w:pBdr>
+        <w:spacing w:before="480" w:after="200"/>
+      </w:pPr>
+      <w:r>
+        <w:rPr>
+          <w:rFonts w:ascii="Calibri" w:eastAsia="Calibri" w:hAnsi="Calibri" w:cs="Calibri"/>
+          <w:b/>
+          <w:bCs/>
+          <w:color w:val="D98E3A"/>
+          <w:sz w:val="30"/>
+          <w:szCs w:val="30"/>
+        </w:rPr>
+        <w:t xml:space="preserve">8.  </w:t>
+      </w:r>
+      <w:r>
+        <w:rPr>
+          <w:rFonts w:ascii="Calibri" w:eastAsia="Calibri" w:hAnsi="Calibri" w:cs="Calibri"/>
+          <w:b/>
+          <w:bCs/>
+          <w:color w:val="24425E"/>
+          <w:sz w:val="30"/>
+          <w:szCs w:val="30"/>
+        </w:rPr>
+        <w:t xml:space="preserve">Validación a escala con un catálogo de prueba (opcional)</w:t>
+      </w:r>
+    </w:p>
+    <w:p>
+      <w:pPr>
+        <w:spacing w:after="160" w:line="288" w:lineRule="auto"/>
+        <w:jc w:val="both"/>
+      </w:pPr>
+      <w:r>
+        <w:rPr>
+          <w:rFonts w:ascii="Calibri" w:eastAsia="Calibri" w:hAnsi="Calibri" w:cs="Calibri"/>
+          <w:color w:val="222222"/>
+          <w:sz w:val="22"/>
+          <w:szCs w:val="22"/>
+        </w:rPr>
+        <w:t xml:space="preserve">Para comprobar el comportamiento con un catálogo grande sin usar datos reales, la carpeta catalogo-prueba/ del repositorio genera 1.000 cursos sintéticos en una categoría aparte del Moodle piloto y permite eliminarlos al terminar. Siempre se debe respaldar la base de datos antes.</w:t>
+      </w:r>
+    </w:p>
+    <w:tbl>
+      <w:tblPr>
+        <w:tblW w:w="5000" w:type="pct"/>
+        <w:tblBorders>
+          <w:top w:val="single" w:sz="4" w:space="0" w:color="4E95C2"/>
+          <w:left w:val="single" w:sz="24" w:space="0" w:color="4E95C2"/>
+          <w:bottom w:val="single" w:sz="4" w:space="0" w:color="4E95C2"/>
+          <w:right w:val="single" w:sz="4" w:space="0" w:color="4E95C2"/>
+          <w:insideH w:val="single" w:sz="4" w:space="0" w:color="auto"/>
+          <w:insideV w:val="single" w:sz="4" w:space="0" w:color="auto"/>
+        </w:tblBorders>
+        <w:tblCellMar>
+          <w:left w:w="10" w:type="dxa"/>
+          <w:right w:w="10" w:type="dxa"/>
+        </w:tblCellMar>
+        <w:tblLook w:val="0000" w:firstRow="0" w:lastRow="0" w:firstColumn="0" w:lastColumn="0" w:noHBand="0" w:noVBand="0"/>
+      </w:tblPr>
+      <w:tblGrid>
+        <w:gridCol w:w="8991"/>
+      </w:tblGrid>
+      <w:tr>
+        <w:tblPrEx>
+          <w:tblCellMar>
+            <w:top w:w="0" w:type="dxa"/>
+            <w:bottom w:w="0" w:type="dxa"/>
+          </w:tblCellMar>
+        </w:tblPrEx>
+        <w:tc>
+          <w:tcPr>
+            <w:tcW w:w="0" w:type="auto"/>
+            <w:shd w:val="clear" w:color="auto" w:fill="EAF2F8"/>
+            <w:tcMar>
+              <w:top w:w="160" w:type="dxa"/>
+              <w:left w:w="200" w:type="dxa"/>
+              <w:bottom w:w="160" w:type="dxa"/>
+              <w:right w:w="200" w:type="dxa"/>
+            </w:tcMar>
+          </w:tcPr>
+          <w:p>
+            <w:pPr>
+              <w:spacing w:after="80"/>
+            </w:pPr>
+            <w:r>
+              <w:rPr>
+                <w:rFonts w:ascii="Calibri" w:eastAsia="Calibri" w:hAnsi="Calibri" w:cs="Calibri"/>
+                <w:b/>
+                <w:bCs/>
+                <w:color w:val="24425E"/>
+                <w:sz w:val="22"/>
+                <w:szCs w:val="22"/>
+              </w:rPr>
+              <w:t xml:space="preserve">Procedimiento</w:t>
+            </w:r>
+          </w:p>
+          <w:p>
+            <w:pPr>
+              <w:spacing w:after="40" w:line="264" w:lineRule="auto"/>
+              <w:jc w:val="both"/>
+            </w:pPr>
+            <w:r>
+              <w:rPr>
+                <w:rFonts w:ascii="Calibri" w:eastAsia="Calibri" w:hAnsi="Calibri" w:cs="Calibri"/>
+                <w:color w:val="333333"/>
+                <w:sz w:val="21"/>
+                <w:szCs w:val="21"/>
+              </w:rPr>
+              <w:t xml:space="preserve">•  Respaldo: docker exec moodle_db sh -c 'mysqldump -uroot -p"$MYSQL_ROOT_PASSWORD" --single-transaction moodle' &gt; respaldo.sql</w:t>
+            </w:r>
+          </w:p>
+          <w:p>
+            <w:pPr>
+              <w:spacing w:after="40" w:line="264" w:lineRule="auto"/>
+              <w:jc w:val="both"/>
+            </w:pPr>
+            <w:r>
+              <w:rPr>
+                <w:rFonts w:ascii="Calibri" w:eastAsia="Calibri" w:hAnsi="Calibri" w:cs="Calibri"/>
+                <w:color w:val="333333"/>
+                <w:sz w:val="21"/>
+                <w:szCs w:val="21"/>
+              </w:rPr>
+              <w:t xml:space="preserve">•  Generar: python gen_spec.py 1000  →  catalogo_spec.json</w:t>
+            </w:r>
+          </w:p>
+          <w:p>
+            <w:pPr>
+              <w:spacing w:after="40" w:line="264" w:lineRule="auto"/>
+              <w:jc w:val="both"/>
+            </w:pPr>
+            <w:r>
+              <w:rPr>
+                <w:rFonts w:ascii="Calibri" w:eastAsia="Calibri" w:hAnsi="Calibri" w:cs="Calibri"/>
+                <w:color w:val="333333"/>
+                <w:sz w:val="21"/>
+                <w:szCs w:val="21"/>
+              </w:rPr>
+              <w:t xml:space="preserve">•  Copiar catalogo_spec.json y crear_catalogo.php al contenedor y ejecutar: php /tmp/crear_catalogo.php /tmp/catalogo_spec.json  (≈ 3 min)</w:t>
+            </w:r>
+          </w:p>
+          <w:p>
+            <w:pPr>
+              <w:spacing w:after="40" w:line="264" w:lineRule="auto"/>
+              <w:jc w:val="both"/>
+            </w:pPr>
+            <w:r>
+              <w:rPr>
+                <w:rFonts w:ascii="Calibri" w:eastAsia="Calibri" w:hAnsi="Calibri" w:cs="Calibri"/>
+                <w:color w:val="333333"/>
+                <w:sz w:val="21"/>
+                <w:szCs w:val="21"/>
+              </w:rPr>
+              <w:t xml:space="preserve">•  Eliminar al terminar: php borrar_catalogo.php  (borra la categoría «ZZ Catálogo simulado» y todos sus cursos)</w:t>
+            </w:r>
+          </w:p>
+        </w:tc>
+      </w:tr>
+    </w:tbl>
     <w:sectPr>
       <w:pgSz w:w="11906" w:h="16838"/>
       <w:pgMar w:top="1440" w:right="1440" w:bottom="1440" w:left="1440" w:header="708" w:footer="708" w:gutter="0"/>
